--- a/Workshops/Workshop 8 - LM with interactions/W8.docx
+++ b/Workshops/Workshop 8 - LM with interactions/W8.docx
@@ -83,7 +83,7 @@
         <w:t xml:space="preserve"> </w:t>
       </w:r>
       <w:r>
-        <w:t xml:space="preserve">2024-08-26</w:t>
+        <w:t xml:space="preserve">2024-09-03</w:t>
       </w:r>
     </w:p>
     <w:sdt>
@@ -1202,9 +1202,22 @@
         </w:rPr>
         <w:t xml:space="preserve">(ggeffects)</w:t>
       </w:r>
-      <w:r>
-        <w:br/>
-      </w:r>
+    </w:p>
+    <w:p>
+      <w:pPr>
+        <w:pStyle w:val="SourceCode"/>
+      </w:pPr>
+      <w:r>
+        <w:rPr>
+          <w:rStyle w:val="VerbatimChar"/>
+        </w:rPr>
+        <w:t xml:space="preserve">## Warning: package 'ggeffects' was built under R version 4.3.3</w:t>
+      </w:r>
+    </w:p>
+    <w:p>
+      <w:pPr>
+        <w:pStyle w:val="SourceCode"/>
+      </w:pPr>
       <w:r>
         <w:rPr>
           <w:rStyle w:val="NormalTok"/>
@@ -1824,7 +1837,7 @@
               <m:e>
                 <m:phant>
                   <m:phantPr>
-                    <m:show m:val="off"/>
+                    <m:show m:val="0"/>
                   </m:phantPr>
                   <m:e>
                     <m:sSub>
@@ -1858,7 +1871,7 @@
                   <m:e>
                     <m:phant>
                       <m:phantPr>
-                        <m:show m:val="off"/>
+                        <m:show m:val="0"/>
                       </m:phantPr>
                       <m:e>
                         <m:r>
@@ -1902,7 +1915,7 @@
                   <m:e>
                     <m:phant>
                       <m:phantPr>
-                        <m:show m:val="off"/>
+                        <m:show m:val="0"/>
                       </m:phantPr>
                       <m:e>
                         <m:r>
@@ -4276,7 +4289,7 @@
         <w:pStyle w:val="FirstParagraph"/>
       </w:pPr>
       <w:r>
-        <w:t xml:space="preserve">Go through the process of analysing this dataset to predict if elephants are more or less active based on proximity to towns and vegation cover (and their interaction). Consider how best to visualise your results and create a figure that is able to effectively do so.</w:t>
+        <w:t xml:space="preserve">Go through the process of analysing this dataset to predict if elephants are more or less active based on proximity to towns and vegetation cover (and their interaction). Consider how best to visualise your results and create a figure that is able to effectively do so.</w:t>
       </w:r>
     </w:p>
     <w:bookmarkEnd w:id="55"/>
@@ -4295,7 +4308,6 @@
         <w:tblW w:type="pct" w:w="5000"/>
         <w:tblLook w:firstRow="1" w:lastRow="0" w:firstColumn="0" w:lastColumn="0" w:noHBand="0" w:noVBand="0" w:val="0020"/>
         <w:jc w:val="start"/>
-        <w:tblLayout w:type="fixed"/>
       </w:tblPr>
       <w:tblGrid>
         <w:gridCol w:w="856"/>
